--- a/2-DAW/Desarrollo de IA Generativa/Tema 2/Cesar_Valverde_Pardo.docx
+++ b/2-DAW/Desarrollo de IA Generativa/Tema 2/Cesar_Valverde_Pardo.docx
@@ -6377,16 +6377,37 @@
     </w:p>
     <w:p>
       <w:pPr>
+        <w:spacing w:after="200"/>
+        <w:rPr>
+          <w:rFonts w:asciiTheme="majorHAnsi" w:eastAsiaTheme="majorEastAsia" w:hAnsiTheme="majorHAnsi" w:cstheme="majorBidi"/>
+          <w:b/>
+          <w:bCs/>
+          <w:color w:val="234D69"/>
+          <w:sz w:val="26"/>
+          <w:szCs w:val="26"/>
+          <w:lang w:val="es-US"/>
+        </w:rPr>
+      </w:pPr>
+      <w:bookmarkStart w:id="13" w:name="_Toc242901918"/>
+      <w:r>
+        <w:rPr>
+          <w:lang w:val="es-US"/>
+        </w:rPr>
+        <w:br w:type="page"/>
+      </w:r>
+    </w:p>
+    <w:p>
+      <w:pPr>
         <w:pStyle w:val="Heading2"/>
         <w:rPr>
           <w:lang w:val="es-US"/>
         </w:rPr>
       </w:pPr>
-      <w:bookmarkStart w:id="13" w:name="_Toc242901918"/>
-      <w:r>
-        <w:rPr>
-          <w:lang w:val="es-US"/>
-        </w:rPr>
+      <w:r>
+        <w:rPr>
+          <w:lang w:val="es-US"/>
+        </w:rPr>
+        <w:lastRenderedPageBreak/>
         <w:t>2.3 Observación de la respuesta</w:t>
       </w:r>
       <w:bookmarkEnd w:id="13"/>
@@ -6416,7 +6437,6 @@
         <w:rPr>
           <w:lang w:val="es-US"/>
         </w:rPr>
-        <w:lastRenderedPageBreak/>
         <w:t xml:space="preserve">2.4 Mejora de </w:t>
       </w:r>
       <w:proofErr w:type="spellStart"/>
@@ -11937,16 +11957,36 @@
     <w:p>
       <w:pPr>
         <w:pStyle w:val="Heading2"/>
+        <w:rPr>
+          <w:lang w:val="es-US"/>
+        </w:rPr>
       </w:pPr>
       <w:bookmarkStart w:id="28" w:name="_Toc242901933"/>
       <w:r>
+        <w:rPr>
+          <w:lang w:val="es-US"/>
+        </w:rPr>
         <w:t xml:space="preserve">5.1 </w:t>
       </w:r>
-      <w:r>
-        <w:t>Prompt:</w:t>
+      <w:proofErr w:type="spellStart"/>
+      <w:r>
+        <w:rPr>
+          <w:lang w:val="es-US"/>
+        </w:rPr>
+        <w:t>Prompt</w:t>
+      </w:r>
+      <w:proofErr w:type="spellEnd"/>
+      <w:r>
+        <w:rPr>
+          <w:lang w:val="es-US"/>
+        </w:rPr>
+        <w:t>:</w:t>
       </w:r>
       <w:bookmarkEnd w:id="28"/>
       <w:r>
+        <w:rPr>
+          <w:lang w:val="es-US"/>
+        </w:rPr>
         <w:t xml:space="preserve"> </w:t>
       </w:r>
     </w:p>
@@ -11985,6 +12025,7 @@
       </w:r>
       <w:r>
         <w:rPr>
+          <w:noProof/>
           <w:lang w:val="es-US"/>
         </w:rPr>
         <w:drawing>
@@ -12056,6 +12097,7 @@
       </w:r>
       <w:r>
         <w:rPr>
+          <w:noProof/>
           <w:lang w:val="es-US"/>
         </w:rPr>
         <w:drawing>
@@ -12130,6 +12172,7 @@
       </w:r>
       <w:r>
         <w:rPr>
+          <w:noProof/>
           <w:lang w:val="es-US"/>
         </w:rPr>
         <w:drawing>
@@ -14011,7 +14054,7 @@
           <w:color w:val="BBBEBF"/>
           <w:sz w:val="21"/>
           <w:szCs w:val="21"/>
-          <w:lang w:val="es-US" w:eastAsia="es-US"/>
+          <w:lang w:eastAsia="es-US"/>
         </w:rPr>
       </w:pPr>
       <w:r>
@@ -14024,25 +14067,23 @@
         </w:rPr>
         <w:t xml:space="preserve">  </w:t>
       </w:r>
-      <w:proofErr w:type="spellStart"/>
       <w:r>
         <w:rPr>
           <w:rFonts w:ascii="Consolas" w:eastAsia="Times New Roman" w:hAnsi="Consolas" w:cs="Times New Roman"/>
           <w:color w:val="C586C0"/>
           <w:sz w:val="21"/>
           <w:szCs w:val="21"/>
-          <w:lang w:val="es-US" w:eastAsia="es-US"/>
+          <w:lang w:eastAsia="es-US"/>
         </w:rPr>
         <w:t>if</w:t>
       </w:r>
-      <w:proofErr w:type="spellEnd"/>
       <w:r>
         <w:rPr>
           <w:rFonts w:ascii="Consolas" w:eastAsia="Times New Roman" w:hAnsi="Consolas" w:cs="Times New Roman"/>
           <w:color w:val="D4D4D4"/>
           <w:sz w:val="21"/>
           <w:szCs w:val="21"/>
-          <w:lang w:val="es-US" w:eastAsia="es-US"/>
+          <w:lang w:eastAsia="es-US"/>
         </w:rPr>
         <w:t xml:space="preserve"> </w:t>
       </w:r>
@@ -14053,7 +14094,7 @@
           <w:color w:val="D4D4D4"/>
           <w:sz w:val="21"/>
           <w:szCs w:val="21"/>
-          <w:lang w:val="es-US" w:eastAsia="es-US"/>
+          <w:lang w:eastAsia="es-US"/>
         </w:rPr>
         <w:t>(!/</w:t>
       </w:r>
@@ -14064,7 +14105,7 @@
           <w:color w:val="D4D4D4"/>
           <w:sz w:val="21"/>
           <w:szCs w:val="21"/>
-          <w:lang w:val="es-US" w:eastAsia="es-US"/>
+          <w:lang w:eastAsia="es-US"/>
         </w:rPr>
         <w:t>[</w:t>
       </w:r>
@@ -14074,7 +14115,7 @@
           <w:color w:val="79C0FF"/>
           <w:sz w:val="21"/>
           <w:szCs w:val="21"/>
-          <w:lang w:val="es-US" w:eastAsia="es-US"/>
+          <w:lang w:eastAsia="es-US"/>
         </w:rPr>
         <w:t>A</w:t>
       </w:r>
@@ -14084,7 +14125,7 @@
           <w:color w:val="D4D4D4"/>
           <w:sz w:val="21"/>
           <w:szCs w:val="21"/>
-          <w:lang w:val="es-US" w:eastAsia="es-US"/>
+          <w:lang w:eastAsia="es-US"/>
         </w:rPr>
         <w:t>-</w:t>
       </w:r>
@@ -14094,7 +14135,7 @@
           <w:color w:val="79C0FF"/>
           <w:sz w:val="21"/>
           <w:szCs w:val="21"/>
-          <w:lang w:val="es-US" w:eastAsia="es-US"/>
+          <w:lang w:eastAsia="es-US"/>
         </w:rPr>
         <w:t>Z</w:t>
       </w:r>
@@ -14104,7 +14145,7 @@
           <w:color w:val="D4D4D4"/>
           <w:sz w:val="21"/>
           <w:szCs w:val="21"/>
-          <w:lang w:val="es-US" w:eastAsia="es-US"/>
+          <w:lang w:eastAsia="es-US"/>
         </w:rPr>
         <w:t>]/.</w:t>
       </w:r>
@@ -14114,7 +14155,7 @@
           <w:color w:val="D2A8FF"/>
           <w:sz w:val="21"/>
           <w:szCs w:val="21"/>
-          <w:lang w:val="es-US" w:eastAsia="es-US"/>
+          <w:lang w:eastAsia="es-US"/>
         </w:rPr>
         <w:t>test</w:t>
       </w:r>
@@ -14124,34 +14165,32 @@
           <w:color w:val="D4D4D4"/>
           <w:sz w:val="21"/>
           <w:szCs w:val="21"/>
-          <w:lang w:val="es-US" w:eastAsia="es-US"/>
+          <w:lang w:eastAsia="es-US"/>
         </w:rPr>
         <w:t>(</w:t>
       </w:r>
-      <w:proofErr w:type="spellStart"/>
+      <w:r>
+        <w:rPr>
+          <w:rFonts w:ascii="Consolas" w:eastAsia="Times New Roman" w:hAnsi="Consolas" w:cs="Times New Roman"/>
+          <w:color w:val="79C0FF"/>
+          <w:sz w:val="21"/>
+          <w:szCs w:val="21"/>
+          <w:lang w:eastAsia="es-US"/>
+        </w:rPr>
+        <w:t>password</w:t>
+      </w:r>
       <w:proofErr w:type="gramStart"/>
       <w:r>
         <w:rPr>
           <w:rFonts w:ascii="Consolas" w:eastAsia="Times New Roman" w:hAnsi="Consolas" w:cs="Times New Roman"/>
-          <w:color w:val="79C0FF"/>
-          <w:sz w:val="21"/>
-          <w:szCs w:val="21"/>
-          <w:lang w:val="es-US" w:eastAsia="es-US"/>
-        </w:rPr>
-        <w:t>password</w:t>
-      </w:r>
-      <w:proofErr w:type="spellEnd"/>
+          <w:color w:val="D4D4D4"/>
+          <w:sz w:val="21"/>
+          <w:szCs w:val="21"/>
+          <w:lang w:eastAsia="es-US"/>
+        </w:rPr>
+        <w:t>)) {</w:t>
+      </w:r>
       <w:proofErr w:type="gramEnd"/>
-      <w:r>
-        <w:rPr>
-          <w:rFonts w:ascii="Consolas" w:eastAsia="Times New Roman" w:hAnsi="Consolas" w:cs="Times New Roman"/>
-          <w:color w:val="D4D4D4"/>
-          <w:sz w:val="21"/>
-          <w:szCs w:val="21"/>
-          <w:lang w:val="es-US" w:eastAsia="es-US"/>
-        </w:rPr>
-        <w:t>)) {</w:t>
-      </w:r>
     </w:p>
     <w:p>
       <w:pPr>
@@ -14171,7 +14210,7 @@
           <w:color w:val="D4D4D4"/>
           <w:sz w:val="21"/>
           <w:szCs w:val="21"/>
-          <w:lang w:val="es-US" w:eastAsia="es-US"/>
+          <w:lang w:eastAsia="es-US"/>
         </w:rPr>
         <w:t xml:space="preserve">    </w:t>
       </w:r>
@@ -17478,6 +17517,7 @@
       </w:pPr>
       <w:r>
         <w:rPr>
+          <w:noProof/>
           <w:lang w:val="es-US"/>
         </w:rPr>
         <w:drawing>
@@ -18030,45 +18070,30 @@
       </w:r>
     </w:p>
     <w:p>
-      <w:pPr>
-        <w:rPr>
-          <w:lang w:val="es-US"/>
-        </w:rPr>
-      </w:pPr>
+      <w:r>
+        <w:t xml:space="preserve">function </w:t>
+      </w:r>
       <w:proofErr w:type="spellStart"/>
-      <w:r>
-        <w:rPr>
-          <w:lang w:val="es-US"/>
-        </w:rPr>
-        <w:t>function</w:t>
+      <w:proofErr w:type="gramStart"/>
+      <w:r>
+        <w:t>suma</w:t>
       </w:r>
       <w:proofErr w:type="spellEnd"/>
       <w:r>
-        <w:rPr>
-          <w:lang w:val="es-US"/>
-        </w:rPr>
-        <w:t xml:space="preserve"> </w:t>
+        <w:t>(</w:t>
+      </w:r>
+      <w:proofErr w:type="gramEnd"/>
+      <w:r>
+        <w:t xml:space="preserve">a, b, c, </w:t>
       </w:r>
       <w:proofErr w:type="gramStart"/>
       <w:r>
-        <w:rPr>
-          <w:lang w:val="es-US"/>
-        </w:rPr>
-        <w:t>suma(</w:t>
+        <w:t>d) {</w:t>
       </w:r>
       <w:proofErr w:type="gramEnd"/>
-      <w:r>
-        <w:rPr>
-          <w:lang w:val="es-US"/>
-        </w:rPr>
-        <w:t>a, b, c, d) {</w:t>
-      </w:r>
-    </w:p>
-    <w:p>
-      <w:r>
-        <w:rPr>
-          <w:lang w:val="es-US"/>
-        </w:rPr>
+    </w:p>
+    <w:p>
+      <w:r>
         <w:t xml:space="preserve">  </w:t>
       </w:r>
       <w:r>
@@ -22384,6 +22409,7 @@
   <w:style w:type="character" w:default="1" w:styleId="DefaultParagraphFont">
     <w:name w:val="Default Paragraph Font"/>
     <w:uiPriority w:val="1"/>
+    <w:semiHidden/>
     <w:unhideWhenUsed/>
   </w:style>
   <w:style w:type="table" w:default="1" w:styleId="TableNormal">
